--- a/NOP_BAI_23120231_HW01/04_Templates_AI_da_ky/[AI-02] AI Audit Report - 23120231.docx
+++ b/NOP_BAI_23120231_HW01/04_Templates_AI_da_ky/[AI-02] AI Audit Report - 23120231.docx
@@ -1,6 +1,6 @@
 
 <file path=word/document.xml><?xml version="1.0" encoding="utf-8"?>
-<w:document xmlns:wpc="http://schemas.microsoft.com/office/word/2010/wordprocessingCanvas" xmlns:cx="http://schemas.microsoft.com/office/drawing/2014/chartex" xmlns:cx1="http://schemas.microsoft.com/office/drawing/2015/9/8/chartex" xmlns:cx2="http://schemas.microsoft.com/office/drawing/2015/10/21/chartex" xmlns:cx3="http://schemas.microsoft.com/office/drawing/2016/5/9/chartex" xmlns:cx4="http://schemas.microsoft.com/office/drawing/2016/5/10/chartex" xmlns:cx5="http://schemas.microsoft.com/office/drawing/2016/5/11/chartex" xmlns:cx6="http://schemas.microsoft.com/office/drawing/2016/5/12/chartex" xmlns:cx7="http://schemas.microsoft.com/office/drawing/2016/5/13/chartex" xmlns:cx8="http://schemas.microsoft.com/office/drawing/2016/5/14/chartex" xmlns:mc="http://schemas.openxmlformats.org/markup-compatibility/2006" xmlns:aink="http://schemas.microsoft.com/office/drawing/2016/ink" xmlns:am3d="http://schemas.microsoft.com/office/drawing/2017/model3d" xmlns:o="urn:schemas-microsoft-com:office:office" xmlns:oel="http://schemas.microsoft.com/office/2019/extlst" xmlns:r="http://schemas.openxmlformats.org/officeDocument/2006/relationships" xmlns:m="http://schemas.openxmlformats.org/officeDocument/2006/math" xmlns:v="urn:schemas-microsoft-com:vml" xmlns:wp14="http://schemas.microsoft.com/office/word/2010/wordprocessingDrawing" xmlns:wp="http://schemas.openxmlformats.org/drawingml/2006/wordprocessingDrawing" xmlns:w10="urn:schemas-microsoft-com:office:word" xmlns:w="http://schemas.openxmlformats.org/wordprocessingml/2006/main" xmlns:w14="http://schemas.microsoft.com/office/word/2010/wordml" xmlns:w15="http://schemas.microsoft.com/office/word/2012/wordml" xmlns:w16cex="http://schemas.microsoft.com/office/word/2018/wordml/cex" xmlns:w16cid="http://schemas.microsoft.com/office/word/2016/wordml/cid" xmlns:w16="http://schemas.microsoft.com/office/word/2018/wordml" xmlns:w16du="http://schemas.microsoft.com/office/word/2023/wordml/word16du" xmlns:w16sdtdh="http://schemas.microsoft.com/office/word/2020/wordml/sdtdatahash" xmlns:w16sdtfl="http://schemas.microsoft.com/office/word/2024/wordml/sdtformatlock" xmlns:w16se="http://schemas.microsoft.com/office/word/2015/wordml/symex" xmlns:wpg="http://schemas.microsoft.com/office/word/2010/wordprocessingGroup" xmlns:wpi="http://schemas.microsoft.com/office/word/2010/wordprocessingInk" xmlns:wne="http://schemas.microsoft.com/office/word/2006/wordml" xmlns:wps="http://schemas.microsoft.com/office/word/2010/wordprocessingShape" mc:Ignorable="w14 w15 w16se w16cid w16 w16cex w16sdtdh w16sdtfl w16du wp14">
+<w:document xmlns:wpc="http://schemas.microsoft.com/office/word/2010/wordprocessingCanvas" xmlns:cx="http://schemas.microsoft.com/office/drawing/2014/chartex" xmlns:cx1="http://schemas.microsoft.com/office/drawing/2015/9/8/chartex" xmlns:cx2="http://schemas.microsoft.com/office/drawing/2015/10/21/chartex" xmlns:cx3="http://schemas.microsoft.com/office/drawing/2016/5/9/chartex" xmlns:cx4="http://schemas.microsoft.com/office/drawing/2016/5/10/chartex" xmlns:cx5="http://schemas.microsoft.com/office/drawing/2016/5/11/chartex" xmlns:cx6="http://schemas.microsoft.com/office/drawing/2016/5/12/chartex" xmlns:cx7="http://schemas.microsoft.com/office/drawing/2016/5/13/chartex" xmlns:cx8="http://schemas.microsoft.com/office/drawing/2016/5/14/chartex" xmlns:mc="http://schemas.openxmlformats.org/markup-compatibility/2006" xmlns:aink="http://schemas.microsoft.com/office/drawing/2016/ink" xmlns:am3d="http://schemas.microsoft.com/office/drawing/2017/model3d" xmlns:o="urn:schemas-microsoft-com:office:office" xmlns:oel="http://schemas.microsoft.com/office/2019/extlst" xmlns:r="http://schemas.openxmlformats.org/officeDocument/2006/relationships" xmlns:m="http://schemas.openxmlformats.org/officeDocument/2006/math" xmlns:v="urn:schemas-microsoft-com:vml" xmlns:wp14="http://schemas.microsoft.com/office/word/2010/wordprocessingDrawing" xmlns:wp="http://schemas.openxmlformats.org/drawingml/2006/wordprocessingDrawing" xmlns:w10="urn:schemas-microsoft-com:office:word" xmlns:w="http://schemas.openxmlformats.org/wordprocessingml/2006/main" xmlns:w14="http://schemas.microsoft.com/office/word/2010/wordml" xmlns:w15="http://schemas.microsoft.com/office/word/2012/wordml" xmlns:w16cex="http://schemas.microsoft.com/office/word/2018/wordml/cex" xmlns:w16cid="http://schemas.microsoft.com/office/word/2016/wordml/cid" xmlns:w16="http://schemas.microsoft.com/office/word/2018/wordml" xmlns:w16du="http://schemas.microsoft.com/office/word/2023/wordml/word16du" xmlns:w16sdtdh="http://schemas.microsoft.com/office/word/2020/wordml/sdtdatahash" xmlns:w16sdtfl="http://schemas.microsoft.com/office/word/2024/wordml/sdtformatlock" xmlns:w16se="http://schemas.microsoft.com/office/word/2015/wordml/symex" xmlns:wpg="http://schemas.microsoft.com/office/word/2010/wordprocessingGroup" xmlns:wpi="http://schemas.microsoft.com/office/word/2010/wordprocessingInk" xmlns:wne="http://schemas.microsoft.com/office/word/2006/wordml" xmlns:wps="http://schemas.microsoft.com/office/word/2010/wordprocessingShape" xmlns:a="http://schemas.openxmlformats.org/drawingml/2006/main" xmlns:pic="http://schemas.openxmlformats.org/drawingml/2006/picture" mc:Ignorable="w14 w15 w16se w16cid w16 w16cex w16sdtdh w16sdtfl w16du wp14">
   <w:body>
     <w:p>
       <w:pPr>
@@ -746,7 +746,7 @@
               <w:rPr>
                 <w:sz w:val="15"/>
               </w:rPr>
-              <w:t>Điền ngày đăng tin #01 từ ảnh chụp lại; giữ 7 tin "Not disclosed" thay vì ước đoán; tách phần suy luận của AI khỏi dữ kiện trích từ JD.</w:t>
+              <w:t xml:space="preserve">Sinh viên chụp lại ảnh tin #01 để có ngày đăng, Claude điền ngày đó vào bản nháp ở prompt_log #04 (bản rev 2); sinh viên quyết định giữ 7 tin "Not disclosed" thay vì ước đoán. Ngoài hai điểm này, phần R1 trong báo cáo giữ nguyên văn bản nháp của Claude, không chỉnh sửa thêm.</w:t>
             </w:r>
           </w:p>
         </w:tc>
@@ -769,9 +769,13 @@
               <w:br/>
               <w:t>Tool: Claude (Claude Code CLI, Opus 5)</w:t>
               <w:br/>
-              <w:t>Time: ~21:30 22/09/2026 — prompt_log #05</w:t>
+              <w:t xml:space="preserve">Time: 16:10 và 16:21 22/09/2026 — prompt_log #04 và #05</w:t>
               <w:br/>
-              <w:t>Prompt nguyên văn: "giờ bạn trước tiên hãy tìm 20 lỗi mà có nhiều bài báo nói về nó và viết hơi quá lố lên rồi tôi sẽ dùng 1 con AI khác để hỏi và so nó lại với bạn nhé."</w:t>
+              <w:t xml:space="preserve">Prompt nguyên văn #04 (bản nháp R2 được sinh ở prompt này): "đây là ảnh bổ sung, vẫn giữ các lương ẩn đó. Mình là Trương Nhật Đạt, MSSV 23120231 khóa Kiểm thử phần mềm - CQ2023/31</w:t>
+              <w:br/>
+              <w:t xml:space="preserve">giờ mình qua R2 đúng không"</w:t>
+              <w:br/>
+              <w:t xml:space="preserve">Prompt nguyên văn #05: "giờ bạn trước tiên hãy tìm 20 lỗi mà có nhiều bài báo nói về nó và viết hơi quá lố lên rồi tôi sẽ dùng 1 con AI khác để hỏi và so nó lại với bạn nhé."</w:t>
               <w:br/>
               <w:t>Ghi chú: Claude từ chối phần "viết hơi quá lố lên" và chỉ viết theo nguồn. Đã ghi trong prompt log.</w:t>
             </w:r>
@@ -880,14 +884,14 @@
                 <w:sz w:val="15"/>
               </w:rPr>
               <w:lastRenderedPageBreak/>
-              <w:t xml:space="preserve">Gỡ các chi tiết AI không kiểm chứng được (tên model Gemini, hai mốc ngày </w:t>
+              <w:t xml:space="preserve">Các chi tiết không kiểm chứng được (ví dụ tên model Gemini, hai mốc ngày UniSuper) do chính Claude gỡ trước khi bàn giao (prompt_log #04). Phần mô tả, severity, hậu quả và giải pháp của 20 defect trong báo cáo giữ nguyên bản nháp của Claude, không chỉnh sửa thêm. Phần bổ sung sau đó là 20 mục "AI hallucination / bias found" (Artifact #7) kèm ảnh chụp trang nguồn do sinh viên tự chụp.</w:t>
             </w:r>
             <w:r>
               <w:rPr>
                 <w:sz w:val="15"/>
               </w:rPr>
               <w:lastRenderedPageBreak/>
-              <w:t>UniSuper, một khẳng định về Ticketmaster) trước khi đưa vào báo cáo.</w:t>
+              <w:t/>
             </w:r>
           </w:p>
         </w:tc>
@@ -910,9 +914,29 @@
               <w:br/>
               <w:t>Tool: Gemini Flash-Lite (gemini.google.com)</w:t>
               <w:br/>
-              <w:t>Time: ~22:00 22/09/2026 — prompt_log G01</w:t>
+              <w:t xml:space="preserve">Time: ~21:30 22/09/2026 — prompt_log G01 (follow-up G02–G04 lúc 09:30 24/09/2026)</w:t>
               <w:br/>
-              <w:t>Prompt nguyên văn: "I am studying software testing. Answer from your own knowledge, without searching the web. For EACH of the following software incidents, give: (1) the exact date, (2) the organisation and system involved, (3) the technical root cause, (4) the scale of impact with numbers, (5) financial or legal consequences, (6) who was responsible, (7) how it was fixed and what prevention was added, (8) a severity rating." + danh sách 5 sự cố D01–D05</w:t>
+              <w:t xml:space="preserve">Prompt nguyên văn: "I am studying software testing. Answer from your own knowledge, without searching the web.</w:t>
+              <w:br/>
+              <w:t xml:space="preserve">For EACH of the following software incidents, give:</w:t>
+              <w:br/>
+              <w:t xml:space="preserve">(1) the exact date, (2) the organisation and system involved, (3) the technical root cause,</w:t>
+              <w:br/>
+              <w:t xml:space="preserve">(4) the scale of impact with numbers, (5) the financial or legal consequences,</w:t>
+              <w:br/>
+              <w:t xml:space="preserve">(6) who was responsible, (7) how it was fixed and what prevention was added,</w:t>
+              <w:br/>
+              <w:t xml:space="preserve">(8) a severity rating (Critical / High / Medium / Low) with a one-line justification.</w:t>
+              <w:br/>
+              <w:t xml:space="preserve">1. The Atlassian cloud outage (April 2022)</w:t>
+              <w:br/>
+              <w:t xml:space="preserve">2. The Rogers Communications network outage in Canada (July 2022)</w:t>
+              <w:br/>
+              <w:t xml:space="preserve">3. The Nomad bridge hack (August 2022)</w:t>
+              <w:br/>
+              <w:t xml:space="preserve">4. The Ticketmaster failure during the Taylor Swift Eras Tour presale (November 2022)</w:t>
+              <w:br/>
+              <w:t xml:space="preserve">5. The Southwest Airlines holiday meltdown (December 2022)"</w:t>
             </w:r>
             <w:r>
               <w:rPr>
@@ -1021,9 +1045,29 @@
               <w:br/>
               <w:t>Tool: Gemini Flash-Lite</w:t>
               <w:br/>
-              <w:t>Time: 09:30 24/09/2026 — prompt_log G02</w:t>
+              <w:t xml:space="preserve">Time: ~13:00 24/09/2026 — prompt_log G05</w:t>
               <w:br/>
-              <w:t>Prompt nguyên văn: giống G01, thay danh sách bằng 5 sự cố D06–D10</w:t>
+              <w:t xml:space="preserve">Prompt nguyên văn: "I am studying software testing. Answer from your own knowledge, without searching the web.</w:t>
+              <w:br/>
+              <w:t xml:space="preserve">For EACH of the following software incidents, give:</w:t>
+              <w:br/>
+              <w:t xml:space="preserve">(1) the exact date, (2) the organisation and system involved, (3) the technical root cause,</w:t>
+              <w:br/>
+              <w:t xml:space="preserve">(4) the scale of impact with numbers, (5) the financial or legal consequences,</w:t>
+              <w:br/>
+              <w:t xml:space="preserve">(6) who was responsible, (7) how it was fixed and what prevention was added,</w:t>
+              <w:br/>
+              <w:t xml:space="preserve">(8) a severity rating (Critical / High / Medium / Low) with a one-line justification.</w:t>
+              <w:br/>
+              <w:t xml:space="preserve">1. The FAA NOTAM system outage in the United States (January 2023)</w:t>
+              <w:br/>
+              <w:t xml:space="preserve">2. The ChatGPT incident where users could see other users' data (March 2023)</w:t>
+              <w:br/>
+              <w:t xml:space="preserve">3. The MOVEit Transfer vulnerability exploited by the CL0P gang (2023)</w:t>
+              <w:br/>
+              <w:t xml:space="preserve">4. The Mata v. Avianca case where lawyers used ChatGPT (2023)</w:t>
+              <w:br/>
+              <w:t xml:space="preserve">5. The UK NATS air traffic control failure (August 2023)"</w:t>
             </w:r>
             <w:r>
               <w:rPr>
@@ -1132,9 +1176,29 @@
               <w:br/>
               <w:t>Tool: Gemini Flash-Lite</w:t>
               <w:br/>
-              <w:t>Time: 09:30 24/09/2026 — prompt_log G03</w:t>
+              <w:t xml:space="preserve">Time: ~13:50 24/09/2026 — prompt_log G06 (câu hỏi nguồn G07 lúc ~13:54)</w:t>
               <w:br/>
-              <w:t>Prompt nguyên văn: giống G01, thay danh sách bằng 5 sự cố D11–D15</w:t>
+              <w:t xml:space="preserve">Prompt nguyên văn: "I am studying software testing. Answer from your own knowledge, without searching the web.</w:t>
+              <w:br/>
+              <w:t xml:space="preserve">For EACH of the following software incidents, give:</w:t>
+              <w:br/>
+              <w:t xml:space="preserve">(1) the exact date, (2) the organisation and system involved, (3) the technical root cause,</w:t>
+              <w:br/>
+              <w:t xml:space="preserve">(4) the scale of impact with numbers, (5) the financial or legal consequences,</w:t>
+              <w:br/>
+              <w:t xml:space="preserve">(6) who was responsible, (7) how it was fixed and what prevention was added,</w:t>
+              <w:br/>
+              <w:t xml:space="preserve">(8) a severity rating (Critical / High / Medium / Low) with a one-line justification.</w:t>
+              <w:br/>
+              <w:t xml:space="preserve">1. The Chevrolet dealership chatbot that agreed to sell a car for $1 (2023)</w:t>
+              <w:br/>
+              <w:t xml:space="preserve">2. The Air Canada chatbot bereavement fare case (2024)</w:t>
+              <w:br/>
+              <w:t xml:space="preserve">3. The Google Gemini image generation controversy (February 2024)</w:t>
+              <w:br/>
+              <w:t xml:space="preserve">4. The Google Cloud deletion of UniSuper's account (May 2024)</w:t>
+              <w:br/>
+              <w:t xml:space="preserve">5. The Google AI Overviews "glue on pizza" answers (May 2024)"</w:t>
             </w:r>
             <w:r>
               <w:rPr>
@@ -1243,9 +1307,29 @@
               <w:br/>
               <w:t>Tool: Gemini Flash-Lite</w:t>
               <w:br/>
-              <w:t>Time: 09:30 24/09/2026 — prompt_log G04</w:t>
+              <w:t xml:space="preserve">Time: ~14:15 24/09/2026 — prompt_log G08 (follow-up G09 lúc ~14:22)</w:t>
               <w:br/>
-              <w:t>Prompt nguyên văn: giống G01, thay danh sách bằng 5 sự cố D16–D20</w:t>
+              <w:t xml:space="preserve">Prompt nguyên văn: "I am studying software testing. Answer from your own knowledge, without searching the web.</w:t>
+              <w:br/>
+              <w:t xml:space="preserve">For EACH of the following software incidents, give:</w:t>
+              <w:br/>
+              <w:t xml:space="preserve">(1) the exact date, (2) the organisation and system involved, (3) the technical root cause,</w:t>
+              <w:br/>
+              <w:t xml:space="preserve">(4) the scale of impact with numbers, (5) the financial or legal consequences,</w:t>
+              <w:br/>
+              <w:t xml:space="preserve">(6) who was responsible, (7) how it was fixed and what prevention was added,</w:t>
+              <w:br/>
+              <w:t xml:space="preserve">(8) a severity rating (Critical / High / Medium / Low) with a one-line justification.</w:t>
+              <w:br/>
+              <w:t xml:space="preserve">1. The CrowdStrike Falcon update that crashed Windows computers (July 2024)</w:t>
+              <w:br/>
+              <w:t xml:space="preserve">2. The EchoLeak vulnerability in Microsoft 365 Copilot (2025)</w:t>
+              <w:br/>
+              <w:t xml:space="preserve">3. The Replit AI agent that deleted a production database (2025)</w:t>
+              <w:br/>
+              <w:t xml:space="preserve">4. The AWS us-east-1 outage (October 2025)</w:t>
+              <w:br/>
+              <w:t xml:space="preserve">5. The Cloudflare global outage (November 2025)"</w:t>
             </w:r>
             <w:r>
               <w:rPr>
@@ -1354,7 +1438,7 @@
               <w:br/>
               <w:t>Tool: Claude (Claude Code CLI, Opus 5)</w:t>
               <w:br/>
-              <w:t>Time: ~09:20 23/09/2026 — prompt_log #09</w:t>
+              <w:t xml:space="preserve">Time: ~09:50 24/09/2026 — prompt_log #09</w:t>
               <w:br/>
               <w:t>Prompt nguyên văn: "kiểm tra thật kĩ lại 5 lỗi đó có chính xác không cho tôi, tôi sợ bạn đọc nhớ context đề mà dựa theo đó mà đưa ra quyết định không chính xác hãy check kĩ lại rồi nói phần ảnh nguồn để xác thực lại"</w:t>
             </w:r>
@@ -1564,7 +1648,27 @@
               <w:br/>
               <w:t>Time: ~15:40 24/09/2026 — prompt_log G10 (đồng hồ trong ảnh mindmap_ai_1.png: 15:42)</w:t>
               <w:br/>
-              <w:t>Prompt nguyên văn: "Draw a mindmap of software QA/QC based on the ISTQB Foundation Level syllabus. Use a Markdown outline (nested bullets) so it can be rendered as a mindmap."</w:t>
+              <w:t xml:space="preserve">Prompt nguyên văn: "Draw a mindmap of software QA/QC based on the ISTQB Foundation Level syllabus.</w:t>
+              <w:br/>
+              <w:t xml:space="preserve">Use a Markdown outline (nested bullets) so it can be rendered as a mindmap.</w:t>
+              <w:br/>
+              <w:t xml:space="preserve">Cover these branches:</w:t>
+              <w:br/>
+              <w:t xml:space="preserve">1. QA vs QC vs Testing - how they differ</w:t>
+              <w:br/>
+              <w:t xml:space="preserve">2. The ISTQB test activities (the test process)</w:t>
+              <w:br/>
+              <w:t xml:space="preserve">3. Roles in testing according to ISTQB</w:t>
+              <w:br/>
+              <w:t xml:space="preserve">4. Test levels</w:t>
+              <w:br/>
+              <w:t xml:space="preserve">5. Test types</w:t>
+              <w:br/>
+              <w:t xml:space="preserve">6. The ISTQB testing principles</w:t>
+              <w:br/>
+              <w:t xml:space="preserve">7. Static testing vs dynamic testing</w:t>
+              <w:br/>
+              <w:t xml:space="preserve">For each branch, list the items exactly as the ISTQB syllabus names them."</w:t>
             </w:r>
             <w:r>
               <w:rPr>
@@ -1801,7 +1905,7 @@
               <w:br/>
               <w:t>Tool: Claude (Claude Code CLI, Opus 5)</w:t>
               <w:br/>
-              <w:t>Time: 24/09/2026</w:t>
+              <w:t xml:space="preserve">Time: ~15:38 24/09/2026 — prompt_log #28</w:t>
               <w:br/>
               <w:t>Prompt nguyên văn: "đây bạn kiểm tra và thực hiện phần này cho tôi đi" (kèm mindmap Gemini sinh ra)</w:t>
             </w:r>
@@ -1922,9 +2026,9 @@
               <w:br/>
               <w:t>Tool: Claude (Claude Code CLI, Opus 5)</w:t>
               <w:br/>
-              <w:t>Time: 24/09/2026</w:t>
+              <w:t xml:space="preserve">Time: ~15:38 24/09/2026 — prompt_log #28</w:t>
               <w:br/>
-              <w:t>Prompt nguyên văn: cùng prompt với Artifact #11</w:t>
+              <w:t xml:space="preserve">Prompt nguyên văn: "đây bạn kiểm tra và thực hiện phần này cho tôi đi" (kèm mindmap Gemini sinh ra) — cùng prompt với Artifact #11</w:t>
             </w:r>
             <w:r>
               <w:rPr>
@@ -2043,7 +2147,7 @@
               <w:br/>
               <w:t>Tool: Claude (Claude Code CLI, Opus 5)</w:t>
               <w:br/>
-              <w:t>Time: 25/09/2026</w:t>
+              <w:t xml:space="preserve">Time: ~14:50 và ~14:55 25/09/2026 — prompt_log #33, #33b</w:t>
               <w:br/>
               <w:t>Prompt nguyên văn: "vậy bạn hãy bổ sung 2 lỗi khác vào cho tôi cho đủ 15 lỗi đi" và "ý tôi là bạn hãy bổ sung 2 case khác vào đi"</w:t>
             </w:r>
@@ -2285,9 +2389,9 @@
               <w:br/>
               <w:t>Tool: Claude (Claude Code CLI, Opus 5)</w:t>
               <w:br/>
-              <w:t>Time: 25/09/2026</w:t>
+              <w:t xml:space="preserve">Time: ~22:02 25/09/2026 — prompt_log #45b</w:t>
               <w:br/>
-              <w:t>Prompt nguyên văn: "bạn hãy viết đoạn văn 200–300 từ bạn tự viết, phê bình con AI nhận xét bạn thân tốt và chưa tốt điểm nào cho tôi"</w:t>
+              <w:t xml:space="preserve">Prompt nguyên văn: "bạn hãy viết đoạn văn 200-300 từ bạn tự viết, phê bình con AI nhận xét bản thân tốt và chưa tốt điểm nào cho tôi"</w:t>
             </w:r>
             <w:r>
               <w:rPr>
@@ -2320,7 +2424,7 @@
               </w:rPr>
               <w:t>Bản nháp phần giải thích vì sao AI bỏ sót 3 edge case, và bản nháp đoạn AI Critique 200–300 từ.</w:t>
               <w:br/>
-              <w:t>Nguyên văn: R3_device/R3_edge_cases_explanation.md và mục 5 của báo cáo chính</w:t>
+              <w:t xml:space="preserve">Nguyên văn: bản nháp giải thích edge case là R3_device/R3_edge_cases_explanation.md (bản cuối nằm trong báo cáo chính, mục "R3 — Ba edge case AI không tìm ra"); bản nháp AI Critique của Claude là 10_Ban_goc_do_AI_sinh/Artifact15_AI_Critique_Claude_draft.md</w:t>
             </w:r>
             <w:r>
               <w:rPr>
@@ -2715,52 +2819,7 @@
           <w:rFonts w:ascii="Arial" w:hAnsi="Arial"/>
           <w:sz w:val="18"/>
         </w:rPr>
-        <w:t xml:space="preserve">Across fifteen artifacts audited in this assignment, no AI output was usable without correction: five were rejected outright and ten were accepted only after edits. </w:t>
-      </w:r>
-    </w:p>
-    <w:p>
-      <w:r>
-        <w:rPr>
-          <w:rFonts w:ascii="Arial" w:hAnsi="Arial"/>
-          <w:sz w:val="18"/>
-        </w:rPr>
-        <w:t>fter edits. The failure pattern is consistent. Both tools were reliable on headline facts that appear in countless sources — incident dates, device co</w:t>
-      </w:r>
-    </w:p>
-    <w:p>
-      <w:r>
-        <w:rPr>
-          <w:rFonts w:ascii="Arial" w:hAnsi="Arial"/>
-          <w:sz w:val="18"/>
-        </w:rPr>
-        <w:t xml:space="preserve">unts, CVE identifiers, CVSS scores — and unreliable on the specifics nobody memorises: the name of a law firm, of a chatbot vendor, of an air-traffic </w:t>
-      </w:r>
-    </w:p>
-    <w:p>
-      <w:r>
-        <w:rPr>
-          <w:rFonts w:ascii="Arial" w:hAnsi="Arial"/>
-          <w:sz w:val="18"/>
-        </w:rPr>
-        <w:t>subsystem, or the exact wording of a remediation plan. Two artifacts went further and fabricated sources. One proposed a physically dangerous test wit</w:t>
-      </w:r>
-    </w:p>
-    <w:p>
-      <w:r>
-        <w:rPr>
-          <w:rFonts w:ascii="Arial" w:hAnsi="Arial"/>
-          <w:sz w:val="18"/>
-        </w:rPr>
-        <w:t>hout any safety warning. My conclusion is that AI is worth using to draft structure and to accelerate first passes, but never as a source of truth: ev</w:t>
-      </w:r>
-    </w:p>
-    <w:p>
-      <w:r>
-        <w:rPr>
-          <w:rFonts w:ascii="Arial" w:hAnsi="Arial"/>
-          <w:sz w:val="18"/>
-        </w:rPr>
-        <w:t>ery fact it produces must be confirmed against a primary document before it enters a report.</w:t>
+        <w:t xml:space="preserve">Across fifteen artifacts audited in this assignment, no AI output was usable without correction: five were rejected outright and ten were accepted only after edits. The failure pattern is consistent. Both tools were reliable on headline facts that appear in countless sources — incident dates, device counts, CVE identifiers, CVSS scores — and unreliable on the specifics nobody memorises: the name of a law firm, of a chatbot vendor, of an air-traffic subsystem, or the exact wording of a remediation plan. Two artifacts went further and fabricated sources. One proposed a physically dangerous test without any safety warning. My conclusion is that AI is worth using to draft structure and to accelerate first passes, but never as a source of truth: every fact it produces must be confirmed against a primary document before it enters a report.</w:t>
       </w:r>
     </w:p>
     <w:p>
@@ -2783,7 +2842,7 @@
           <w:rFonts w:ascii="Arial" w:hAnsi="Arial"/>
           <w:i/>
         </w:rPr>
-        <w:t>"The R1 job-market write-up, the R2 defect write-up, the comparison tables, the audit verdicts, the corrected mindmap, the Excel structure and the first draft of the AI Critique were initially generated by Claude (Claude Code, Opus 5). Requirement 3 test cases TC01-TC08, the twenty defect explanations and the QA/QC mindmap were generated by Gemini (Flash-Lite for R2 and the mindmap, Flash Mo rong for the fan test cases). I designed test cases TC09-TC15 myself, including the three edge cases TC10, TC12 and TC13 that no AI tool proposed; Claude supplied TC05, TC06, TC16 and TC17 after I removed four of Gemini's cases. I reviewed and modified every audit verdict, and I rewrote the AI Critique in my own words. The execution of all 15 test cases, every defect recorded, the bug report descriptions, and all artifacts in the prohibited category were produced entirely by me. The full prompt log is attached as Appendix A. I confirm I did not use AI to generate any artifact listed in the prohibited category below."</w:t>
+        <w:t xml:space="preserve">"The R1 job-market write-up, the R2 defect write-up, the comparison tables, the audit verdicts, the corrected mindmap, the Excel structure and the first draft of the AI Critique were initially generated by Claude (Claude Code, Opus 5). Requirement 3 test cases TC01-TC08, the twenty defect explanations and the QA/QC mindmap were generated by Gemini (Flash-Lite for R2 and the mindmap, Flash Mo rong for the fan test cases). I designed test cases TC09-TC15 myself, including the three edge cases TC10, TC12 and TC13 that no AI tool proposed; Claude supplied TC05, TC06, TC16 and TC17 after I removed four of Gemini's cases. I reviewed and modified every audit verdict, and I rewrote the AI Critique in my own words. The execution of all 15 test cases, every defect recorded, and all artifacts in the prohibited category were produced entirely by me. The first drafts of the two GitHub bug reports were written by Claude at my request (prompt log #34, #38); I then rewrote every bug report description myself, replacing Claude's text. The full prompt log is attached as Appendix A. I confirm I did not use AI to generate any artifact listed in the prohibited category below."</w:t>
       </w:r>
     </w:p>
     <w:p>
@@ -3075,11 +3134,11 @@
                   <wp:effectExtent l="0" t="0" r="0" b="9525"/>
                   <wp:docPr id="1349593436" name="Picture 1"/>
                   <wp:cNvGraphicFramePr>
-                    <a:graphicFrameLocks xmlns:a="http://schemas.openxmlformats.org/drawingml/2006/main" noChangeAspect="1"/>
+                    <a:graphicFrameLocks noChangeAspect="1"/>
                   </wp:cNvGraphicFramePr>
-                  <a:graphic xmlns:a="http://schemas.openxmlformats.org/drawingml/2006/main">
+                  <a:graphic>
                     <a:graphicData uri="http://schemas.openxmlformats.org/drawingml/2006/picture">
-                      <pic:pic xmlns:pic="http://schemas.openxmlformats.org/drawingml/2006/picture">
+                      <pic:pic>
                         <pic:nvPicPr>
                           <pic:cNvPr id="1349593436" name=""/>
                           <pic:cNvPicPr/>
